--- a/Healthcare_Submission/1_Manuscript_Healthcare.docx
+++ b/Healthcare_Submission/1_Manuscript_Healthcare.docx
@@ -15,7 +15,7 @@
         <w:pStyle w:val="MDPI12title"/>
       </w:pPr>
       <w:r>
-        <w:t xml:space="preserve">Are Transformer-Based Artificial Intelligence Models Ready for Glaucoma Screening from Retinal Imaging? A Systematic Review of Validation Rigour, Early-Disease Evidence, and Risk of Bias</w:t>
+        <w:t xml:space="preserve">Benchmark Accuracy Is Not Screening Readiness: A Systematic Review of Validation, Early-Disease Evidence, and Risk of Bias in Transformer-Based Artificial Intelligence for Glaucoma Detection from Retinal Imaging</w:t>
       </w:r>
     </w:p>
     <w:p>

--- a/Healthcare_Submission/1_Manuscript_Healthcare.docx
+++ b/Healthcare_Submission/1_Manuscript_Healthcare.docx
@@ -15,7 +15,7 @@
         <w:pStyle w:val="MDPI12title"/>
       </w:pPr>
       <w:r>
-        <w:t xml:space="preserve">Benchmark Accuracy Is Not Screening Readiness: A Systematic Review of Validation, Early-Disease Evidence, and Risk of Bias in Transformer-Based Artificial Intelligence for Glaucoma Detection from Retinal Imaging</w:t>
+        <w:t xml:space="preserve">Transformer-Based Artificial Intelligence for Glaucoma Detection from Retinal Imaging: A Systematic Review of Validation, Early-Disease Evidence, and Risk of Bias</w:t>
       </w:r>
     </w:p>
     <w:p>
